--- a/labs-examples/vitrual-machines/lab-4/Отчет №4.docx
+++ b/labs-examples/vitrual-machines/lab-4/Отчет №4.docx
@@ -935,6 +935,40 @@
           <w:szCs w:val="28"/>
         </w:rPr>
       </w:pPr>
+      <w:r>
+        <w:rPr>
+          <w:rFonts w:ascii="Times New Roman" w:hAnsi="Times New Roman" w:cs="Times New Roman"/>
+          <w:sz w:val="28"/>
+          <w:szCs w:val="28"/>
+        </w:rPr>
+        <w:t>Разработан FFI-интерфейс для взаимодействия MyLang с PHP через pipe (stdin/stdout). Реализован key-value storage daemon на MyLang: поддерживаются команды create, get, set, delete, list, exit с протоколом opcode key value -&gt; OK payload / ERR msg. Разработан PHP-клиент (input.php), запускающий скомпилированный MyLang-бинарник как дочерний процесс через proc_open. Дополнительно реализован closure-тест (closure_</w:t>
+      </w:r>
+      <w:proofErr w:type="gramStart"/>
+      <w:r>
+        <w:rPr>
+          <w:rFonts w:ascii="Times New Roman" w:hAnsi="Times New Roman" w:cs="Times New Roman"/>
+          <w:sz w:val="28"/>
+          <w:szCs w:val="28"/>
+        </w:rPr>
+        <w:t>test.mylang</w:t>
+      </w:r>
+      <w:proofErr w:type="gramEnd"/>
+      <w:r>
+        <w:rPr>
+          <w:rFonts w:ascii="Times New Roman" w:hAnsi="Times New Roman" w:cs="Times New Roman"/>
+          <w:sz w:val="28"/>
+          <w:szCs w:val="28"/>
+        </w:rPr>
+        <w:t xml:space="preserve"> / closure_test.php) </w:t>
+      </w:r>
+      <w:r>
+        <w:rPr>
+          <w:rFonts w:ascii="Times New Roman" w:hAnsi="Times New Roman" w:cs="Times New Roman"/>
+          <w:sz w:val="28"/>
+          <w:szCs w:val="28"/>
+        </w:rPr>
+        <w:t>для вызова замыканий через FFI.</w:t>
+      </w:r>
     </w:p>
     <w:p>
       <w:pPr>
@@ -947,6 +981,117 @@
           <w:szCs w:val="28"/>
         </w:rPr>
       </w:pPr>
+      <w:r>
+        <w:rPr>
+          <w:rFonts w:ascii="Times New Roman" w:hAnsi="Times New Roman" w:cs="Times New Roman"/>
+          <w:b/>
+          <w:sz w:val="28"/>
+          <w:szCs w:val="28"/>
+        </w:rPr>
+        <w:t>Вывод:</w:t>
+      </w:r>
+      <w:r>
+        <w:rPr>
+          <w:rFonts w:ascii="Times New Roman" w:hAnsi="Times New Roman" w:cs="Times New Roman"/>
+          <w:sz w:val="28"/>
+          <w:szCs w:val="28"/>
+        </w:rPr>
+        <w:t xml:space="preserve"> В ходе работы </w:t>
+      </w:r>
+      <w:r>
+        <w:rPr>
+          <w:rFonts w:ascii="Times New Roman" w:hAnsi="Times New Roman" w:cs="Times New Roman"/>
+          <w:sz w:val="28"/>
+          <w:szCs w:val="28"/>
+        </w:rPr>
+        <w:t>реализованы</w:t>
+      </w:r>
+      <w:r>
+        <w:rPr>
+          <w:rFonts w:ascii="Times New Roman" w:hAnsi="Times New Roman" w:cs="Times New Roman"/>
+          <w:sz w:val="28"/>
+          <w:szCs w:val="28"/>
+        </w:rPr>
+        <w:t xml:space="preserve"> FFI-</w:t>
+      </w:r>
+      <w:proofErr w:type="spellStart"/>
+      <w:r>
+        <w:rPr>
+          <w:rFonts w:ascii="Times New Roman" w:hAnsi="Times New Roman" w:cs="Times New Roman"/>
+          <w:sz w:val="28"/>
+          <w:szCs w:val="28"/>
+        </w:rPr>
+        <w:t>биндинги</w:t>
+      </w:r>
+      <w:proofErr w:type="spellEnd"/>
+      <w:r>
+        <w:rPr>
+          <w:rFonts w:ascii="Times New Roman" w:hAnsi="Times New Roman" w:cs="Times New Roman"/>
+          <w:sz w:val="28"/>
+          <w:szCs w:val="28"/>
+        </w:rPr>
+        <w:t xml:space="preserve"> </w:t>
+      </w:r>
+      <w:proofErr w:type="spellStart"/>
+      <w:r>
+        <w:rPr>
+          <w:rFonts w:ascii="Times New Roman" w:hAnsi="Times New Roman" w:cs="Times New Roman"/>
+          <w:sz w:val="28"/>
+          <w:szCs w:val="28"/>
+        </w:rPr>
+        <w:t>MyLang</w:t>
+      </w:r>
+      <w:proofErr w:type="spellEnd"/>
+      <w:r>
+        <w:rPr>
+          <w:rFonts w:ascii="Times New Roman" w:hAnsi="Times New Roman" w:cs="Times New Roman"/>
+          <w:sz w:val="28"/>
+          <w:szCs w:val="28"/>
+        </w:rPr>
+        <w:t xml:space="preserve"> с внешн</w:t>
+      </w:r>
+      <w:r>
+        <w:rPr>
+          <w:rFonts w:ascii="Times New Roman" w:hAnsi="Times New Roman" w:cs="Times New Roman"/>
+          <w:sz w:val="28"/>
+          <w:szCs w:val="28"/>
+        </w:rPr>
+        <w:t>ей программой</w:t>
+      </w:r>
+      <w:r>
+        <w:rPr>
+          <w:rFonts w:ascii="Times New Roman" w:hAnsi="Times New Roman" w:cs="Times New Roman"/>
+          <w:sz w:val="28"/>
+          <w:szCs w:val="28"/>
+        </w:rPr>
+        <w:t xml:space="preserve"> </w:t>
+      </w:r>
+      <w:r>
+        <w:rPr>
+          <w:rFonts w:ascii="Times New Roman" w:hAnsi="Times New Roman" w:cs="Times New Roman"/>
+          <w:sz w:val="28"/>
+          <w:szCs w:val="28"/>
+        </w:rPr>
+        <w:t xml:space="preserve">на </w:t>
+      </w:r>
+      <w:bookmarkStart w:id="0" w:name="_GoBack"/>
+      <w:bookmarkEnd w:id="0"/>
+      <w:r>
+        <w:rPr>
+          <w:rFonts w:ascii="Times New Roman" w:hAnsi="Times New Roman" w:cs="Times New Roman"/>
+          <w:sz w:val="28"/>
+          <w:szCs w:val="28"/>
+        </w:rPr>
+        <w:t>виртуальной машине PHP</w:t>
+      </w:r>
+      <w:r>
+        <w:rPr>
+          <w:rFonts w:ascii="Times New Roman" w:hAnsi="Times New Roman" w:cs="Times New Roman"/>
+          <w:sz w:val="28"/>
+          <w:szCs w:val="28"/>
+        </w:rPr>
+        <w:t>. Key-value storage с pipe-протоколом обеспечивает двустороннюю коммуникацию между MyLang-демоном и PHP-клиентом. Реализован вызов замыканий через FFI. Решение демонстрирует практическую применимость MyLang для межъязыкового взаимодействия.</w:t>
+      </w:r>
     </w:p>
     <w:p>
       <w:pPr>
@@ -978,10 +1123,9 @@
         <w:spacing w:after="0" w:line="276" w:lineRule="auto"/>
         <w:jc w:val="both"/>
         <w:rPr>
-          <w:rFonts w:ascii="Times New Roman" w:eastAsia="Times New Roman" w:hAnsi="Times New Roman" w:cs="Times New Roman"/>
-          <w:sz w:val="28"/>
-          <w:szCs w:val="28"/>
-          <w:lang w:eastAsia="ru-RU"/>
+          <w:rFonts w:ascii="Times New Roman" w:hAnsi="Times New Roman" w:cs="Times New Roman"/>
+          <w:sz w:val="28"/>
+          <w:szCs w:val="28"/>
         </w:rPr>
       </w:pPr>
     </w:p>
@@ -996,23 +1140,6 @@
           <w:szCs w:val="28"/>
         </w:rPr>
       </w:pPr>
-      <w:r>
-        <w:rPr>
-          <w:rFonts w:ascii="Times New Roman" w:hAnsi="Times New Roman" w:cs="Times New Roman"/>
-          <w:b/>
-          <w:sz w:val="28"/>
-          <w:szCs w:val="28"/>
-        </w:rPr>
-        <w:t>Вывод:</w:t>
-      </w:r>
-      <w:r>
-        <w:rPr>
-          <w:rFonts w:ascii="Times New Roman" w:hAnsi="Times New Roman" w:cs="Times New Roman"/>
-          <w:sz w:val="28"/>
-          <w:szCs w:val="28"/>
-        </w:rPr>
-        <w:t xml:space="preserve"> </w:t>
-      </w:r>
     </w:p>
     <w:p>
       <w:pPr>
@@ -1032,62 +1159,12 @@
         <w:spacing w:after="0" w:line="276" w:lineRule="auto"/>
         <w:jc w:val="both"/>
         <w:rPr>
-          <w:rFonts w:ascii="Times New Roman" w:hAnsi="Times New Roman" w:cs="Times New Roman"/>
-          <w:sz w:val="28"/>
-          <w:szCs w:val="28"/>
-        </w:rPr>
-      </w:pPr>
-    </w:p>
-    <w:p>
-      <w:pPr>
-        <w:shd w:val="clear" w:color="auto" w:fill="FFFFFF"/>
-        <w:spacing w:after="0" w:line="276" w:lineRule="auto"/>
-        <w:jc w:val="both"/>
-        <w:rPr>
-          <w:rFonts w:ascii="Times New Roman" w:hAnsi="Times New Roman" w:cs="Times New Roman"/>
-          <w:sz w:val="28"/>
-          <w:szCs w:val="28"/>
-        </w:rPr>
-      </w:pPr>
-    </w:p>
-    <w:p>
-      <w:pPr>
-        <w:shd w:val="clear" w:color="auto" w:fill="FFFFFF"/>
-        <w:spacing w:after="0" w:line="276" w:lineRule="auto"/>
-        <w:jc w:val="both"/>
-        <w:rPr>
-          <w:rFonts w:ascii="Times New Roman" w:hAnsi="Times New Roman" w:cs="Times New Roman"/>
-          <w:sz w:val="28"/>
-          <w:szCs w:val="28"/>
-        </w:rPr>
-      </w:pPr>
-    </w:p>
-    <w:p>
-      <w:pPr>
-        <w:shd w:val="clear" w:color="auto" w:fill="FFFFFF"/>
-        <w:spacing w:after="0" w:line="276" w:lineRule="auto"/>
-        <w:jc w:val="both"/>
-        <w:rPr>
-          <w:rFonts w:ascii="Times New Roman" w:hAnsi="Times New Roman" w:cs="Times New Roman"/>
-          <w:sz w:val="28"/>
-          <w:szCs w:val="28"/>
-        </w:rPr>
-      </w:pPr>
-    </w:p>
-    <w:p>
-      <w:pPr>
-        <w:shd w:val="clear" w:color="auto" w:fill="FFFFFF"/>
-        <w:spacing w:after="0" w:line="276" w:lineRule="auto"/>
-        <w:jc w:val="both"/>
-        <w:rPr>
           <w:rFonts w:ascii="Times New Roman" w:eastAsia="Times New Roman" w:hAnsi="Times New Roman" w:cs="Times New Roman"/>
           <w:sz w:val="28"/>
           <w:szCs w:val="28"/>
           <w:lang w:eastAsia="ru-RU"/>
         </w:rPr>
       </w:pPr>
-      <w:bookmarkStart w:id="0" w:name="_GoBack"/>
-      <w:bookmarkEnd w:id="0"/>
     </w:p>
     <w:sectPr>
       <w:pgSz w:w="11906" w:h="16838"/>
@@ -6065,7 +6142,7 @@
 </file>
 
 <file path=customXml/itemProps1.xml><?xml version="1.0" encoding="utf-8"?>
-<ds:datastoreItem xmlns:ds="http://schemas.openxmlformats.org/officeDocument/2006/customXml" ds:itemID="{0FB6BF99-5549-4A0C-A84A-8177C1577FD9}">
+<ds:datastoreItem xmlns:ds="http://schemas.openxmlformats.org/officeDocument/2006/customXml" ds:itemID="{8727CDF5-EF38-45CB-A00E-7A708B901C98}">
   <ds:schemaRefs>
     <ds:schemaRef ds:uri="http://schemas.openxmlformats.org/officeDocument/2006/bibliography"/>
   </ds:schemaRefs>
